--- a/content/member-assets/ugc-brief-generator/ugc-brief-template.docx
+++ b/content/member-assets/ugc-brief-generator/ugc-brief-template.docx
@@ -759,7 +759,7 @@
               <w:pStyle w:val="TableCell"/>
             </w:pPr>
             <w:r>
-              <w:t xml:space="preserve">Brief header — Product: [name, URL, price, variants]</w:t>
+              <w:t xml:space="preserve">Brief header - Product: [name, URL, price, variants]</w:t>
             </w:r>
           </w:p>
         </w:tc>
@@ -801,7 +801,7 @@
               <w:pStyle w:val="TableCell"/>
             </w:pPr>
             <w:r>
-              <w:t xml:space="preserve">Required deliverables — 3 raw vertical videos, 20-35 seconds each.</w:t>
+              <w:t xml:space="preserve">Required deliverables - 3 raw vertical videos, 20-35 seconds each.</w:t>
             </w:r>
           </w:p>
         </w:tc>
@@ -845,7 +845,7 @@
               <w:pStyle w:val="TableCell"/>
             </w:pPr>
             <w:r>
-              <w:t xml:space="preserve">Shot list — Problem moment: show the buyer context before the product appears.</w:t>
+              <w:t xml:space="preserve">Shot list - Problem moment: show the buyer context before the product appears.</w:t>
             </w:r>
           </w:p>
         </w:tc>
@@ -887,7 +887,7 @@
               <w:pStyle w:val="TableCell"/>
             </w:pPr>
             <w:r>
-              <w:t xml:space="preserve">Hook bank for this brief — I did not expect [product] to fix [specific problem] this quickly.</w:t>
+              <w:t xml:space="preserve">Hook bank for this brief - I did not expect [product] to fix [specific problem] this quickly.</w:t>
             </w:r>
           </w:p>
         </w:tc>
@@ -931,7 +931,7 @@
               <w:pStyle w:val="TableCell"/>
             </w:pPr>
             <w:r>
-              <w:t xml:space="preserve">Usage rights — Organic usage: [yes/no, duration].</w:t>
+              <w:t xml:space="preserve">Usage rights - Organic usage: [yes/no, duration].</w:t>
             </w:r>
           </w:p>
         </w:tc>
@@ -973,7 +973,7 @@
               <w:pStyle w:val="TableCell"/>
             </w:pPr>
             <w:r>
-              <w:t xml:space="preserve">Filled example: home fitness product — Product: Foldable under-desk walking pad, $349, black or white.</w:t>
+              <w:t xml:space="preserve">Filled example: home fitness product - Product: Foldable under-desk walking pad, $349, black or white.</w:t>
             </w:r>
           </w:p>
         </w:tc>
@@ -1017,7 +1017,7 @@
               <w:pStyle w:val="TableCell"/>
             </w:pPr>
             <w:r>
-              <w:t xml:space="preserve">Approval notes — Creator must disclose paid relationship where required.</w:t>
+              <w:t xml:space="preserve">Approval notes - Creator must disclose paid relationship where required.</w:t>
             </w:r>
           </w:p>
         </w:tc>
@@ -1059,7 +1059,7 @@
               <w:pStyle w:val="TableCell"/>
             </w:pPr>
             <w:r>
-              <w:t xml:space="preserve">Finished brief example — Product: compact desk lamp for renters and remote workers.</w:t>
+              <w:t xml:space="preserve">Finished brief example - Product: compact desk lamp for renters and remote workers.</w:t>
             </w:r>
           </w:p>
         </w:tc>
@@ -1103,7 +1103,7 @@
               <w:pStyle w:val="TableCell"/>
             </w:pPr>
             <w:r>
-              <w:t xml:space="preserve">Delivery standards (shared) — This asset is for ecommerce brands; replace bracketed fields with their specifics before…</w:t>
+              <w:t xml:space="preserve">Delivery standards (shared) - This asset is for ecommerce brands; replace bracketed fields with their specifics before…</w:t>
             </w:r>
           </w:p>
         </w:tc>
@@ -2296,7 +2296,7 @@
     <w:lvl w:ilvl="0">
       <w:start w:val="1"/>
       <w:numFmt w:val="bullet"/>
-      <w:lvlText w:val="–"/>
+      <w:lvlText w:val="-"/>
       <w:pPr>
         <w:ind w:left="540" w:hanging="220"/>
       </w:pPr>
